--- a/pr-preview/pr-30/chapters/code-repositories-tracked-changes.docx
+++ b/pr-preview/pr-30/chapters/code-repositories-tracked-changes.docx
@@ -26,7 +26,7 @@
       </w:pPr>
       <w:ins w:id="2" w:author="PR Preview" w:date="2026-01-01T00:00:00Z">
         <w:r>
-          <w:t xml:space="preserve">Last modified: 2026-10-14 02:06:18 (PDT)</w:t>
+          <w:t xml:space="preserve">Last modified: 2026-10-14 02:55:43 (PDT)</w:t>
         </w:r>
       </w:ins>
     </w:p>
@@ -5029,7 +5029,7 @@
       </w:ins>
       <w:ins w:id="220" w:author="PR Preview" w:date="2026-01-01T00:00:00Z">
         <w:r>
-          <w:t xml:space="preserve">To this end, paths which will be reference in multiple scripts (i.e. a</w:t>
+          <w:t xml:space="preserve">To this end, paths which will be referenced in multiple scripts (e.g. a</w:t>
         </w:r>
       </w:ins>
       <w:ins w:id="221" w:author="PR Preview" w:date="2026-01-01T00:00:00Z">
@@ -5070,7 +5070,7 @@
       </w:ins>
       <w:ins w:id="227" w:author="PR Preview" w:date="2026-01-01T00:00:00Z">
         <w:r>
-          <w:t xml:space="preserve">and simply referred to by its variable name in scripts.</w:t>
+          <w:t xml:space="preserve">and simply referred to by their variable names in scripts.</w:t>
         </w:r>
       </w:ins>
       <w:ins w:id="228" w:author="PR Preview" w:date="2026-01-01T00:00:00Z">
@@ -5080,7 +5080,7 @@
       </w:ins>
       <w:ins w:id="229" w:author="PR Preview" w:date="2026-01-01T00:00:00Z">
         <w:r>
-          <w:t xml:space="preserve">If you ever want to change things, rename them, or even switch from a downsample to the full data, all you would then to need to do is modify the path in one place and the change will automatically update throughout your project.</w:t>
+          <w:t xml:space="preserve">If you ever want to change things, rename them, or even switch from a downsample to the full data, all you would then need to do is modify the path in one place and the change will automatically update throughout your project.</w:t>
         </w:r>
       </w:ins>
       <w:ins w:id="230" w:author="PR Preview" w:date="2026-01-01T00:00:00Z">
